--- a/Lab 3/ITMO-444 Lab 3.docx
+++ b/Lab 3/ITMO-444 Lab 3.docx
@@ -23,7 +23,10 @@
         <w:jc w:val="right"/>
       </w:pPr>
       <w:r>
-        <w:t>10-03</w:t>
+        <w:t>10-</w:t>
+      </w:r>
+      <w:r>
+        <w:t>10</w:t>
       </w:r>
       <w:r>
         <w:t>-2026</w:t>
@@ -67,7 +70,10 @@
     </w:p>
     <w:p>
       <w:r>
-        <w:t xml:space="preserve">Environment files are files that hold </w:t>
+        <w:t>The uploader and viewer use separate IAM roles to adhere to the principle of least privilege. By restricting the uploader to write-only permissions and the viewer to read-only permissions, a compromised role limits an attacker to one specific action rather than full read/write access over the entire system</w:t>
+      </w:r>
+      <w:r>
+        <w:t>.</w:t>
       </w:r>
     </w:p>
     <w:p>
@@ -82,14 +88,15 @@
           <w:b/>
           <w:bCs/>
         </w:rPr>
-        <w:t>W</w:t>
+        <w:t>Why embedding code directly into user-data means the instance never needs a Git or S3 credential just to fetch its own code</w:t>
+      </w:r>
+    </w:p>
+    <w:p>
+      <w:r>
+        <w:t>The instance never needs a Git or S3 credential because the code is injected directly at launch via user-data. This improves security by eliminating the need to provision IAM roles, deploy keys, or store access tokens on the machine</w:t>
       </w:r>
       <w:r>
-        <w:rPr>
-          <w:b/>
-          <w:bCs/>
-        </w:rPr>
-        <w:t>hy embedding code directly into user-data means the instance never needs a Git or S3 credential just to fetch its own code</w:t>
+        <w:t>.</w:t>
       </w:r>
     </w:p>
     <w:p>
@@ -713,6 +720,7 @@
   <w:style w:type="character" w:default="1" w:styleId="DefaultParagraphFont">
     <w:name w:val="Default Paragraph Font"/>
     <w:uiPriority w:val="1"/>
+    <w:semiHidden/>
     <w:unhideWhenUsed/>
   </w:style>
   <w:style w:type="table" w:default="1" w:styleId="TableNormal">
@@ -1345,11 +1353,12 @@
 </file>
 
 <file path=customXml/item1.xml><?xml version="1.0" encoding="utf-8"?>
-<p:properties xmlns:p="http://schemas.microsoft.com/office/2006/metadata/properties" xmlns:xsi="http://www.w3.org/2001/XMLSchema-instance" xmlns:pc="http://schemas.microsoft.com/office/infopath/2007/PartnerControls">
-  <documentManagement>
-    <_activity xmlns="fdd691fb-f6e1-4e9d-af8a-c9745ce05c4b" xsi:nil="true"/>
-  </documentManagement>
-</p:properties>
+<?mso-contentType ?>
+<FormTemplates xmlns="http://schemas.microsoft.com/sharepoint/v3/contenttype/forms">
+  <Display>DocumentLibraryForm</Display>
+  <Edit>DocumentLibraryForm</Edit>
+  <New>DocumentLibraryForm</New>
+</FormTemplates>
 </file>
 
 <file path=customXml/item2.xml><?xml version="1.0" encoding="utf-8"?>
@@ -1533,20 +1542,17 @@
 </file>
 
 <file path=customXml/item3.xml><?xml version="1.0" encoding="utf-8"?>
-<?mso-contentType ?>
-<FormTemplates xmlns="http://schemas.microsoft.com/sharepoint/v3/contenttype/forms">
-  <Display>DocumentLibraryForm</Display>
-  <Edit>DocumentLibraryForm</Edit>
-  <New>DocumentLibraryForm</New>
-</FormTemplates>
+<p:properties xmlns:p="http://schemas.microsoft.com/office/2006/metadata/properties" xmlns:xsi="http://www.w3.org/2001/XMLSchema-instance" xmlns:pc="http://schemas.microsoft.com/office/infopath/2007/PartnerControls">
+  <documentManagement>
+    <_activity xmlns="fdd691fb-f6e1-4e9d-af8a-c9745ce05c4b" xsi:nil="true"/>
+  </documentManagement>
+</p:properties>
 </file>
 
 <file path=customXml/itemProps1.xml><?xml version="1.0" encoding="utf-8"?>
-<ds:datastoreItem xmlns:ds="http://schemas.openxmlformats.org/officeDocument/2006/customXml" ds:itemID="{3A0A7B11-5FFE-4415-ADF0-0F5E13F47F2E}">
+<ds:datastoreItem xmlns:ds="http://schemas.openxmlformats.org/officeDocument/2006/customXml" ds:itemID="{9CC828BC-85A1-4B2E-BC8E-37ED74AA16AA}">
   <ds:schemaRefs>
-    <ds:schemaRef ds:uri="http://schemas.microsoft.com/office/2006/metadata/properties"/>
-    <ds:schemaRef ds:uri="http://schemas.microsoft.com/office/infopath/2007/PartnerControls"/>
-    <ds:schemaRef ds:uri="fdd691fb-f6e1-4e9d-af8a-c9745ce05c4b"/>
+    <ds:schemaRef ds:uri="http://schemas.microsoft.com/sharepoint/v3/contenttype/forms"/>
   </ds:schemaRefs>
 </ds:datastoreItem>
 </file>
@@ -1570,9 +1576,11 @@
 </file>
 
 <file path=customXml/itemProps3.xml><?xml version="1.0" encoding="utf-8"?>
-<ds:datastoreItem xmlns:ds="http://schemas.openxmlformats.org/officeDocument/2006/customXml" ds:itemID="{9CC828BC-85A1-4B2E-BC8E-37ED74AA16AA}">
+<ds:datastoreItem xmlns:ds="http://schemas.openxmlformats.org/officeDocument/2006/customXml" ds:itemID="{3A0A7B11-5FFE-4415-ADF0-0F5E13F47F2E}">
   <ds:schemaRefs>
-    <ds:schemaRef ds:uri="http://schemas.microsoft.com/sharepoint/v3/contenttype/forms"/>
+    <ds:schemaRef ds:uri="http://schemas.microsoft.com/office/2006/metadata/properties"/>
+    <ds:schemaRef ds:uri="http://schemas.microsoft.com/office/infopath/2007/PartnerControls"/>
+    <ds:schemaRef ds:uri="fdd691fb-f6e1-4e9d-af8a-c9745ce05c4b"/>
   </ds:schemaRefs>
 </ds:datastoreItem>
 </file>